--- a/klagomål/A 40012-2025 FSC-klagomål.docx
+++ b/klagomål/A 40012-2025 FSC-klagomål.docx
@@ -1058,7 +1058,7 @@
     <w:r>
       <w:tab/>
       <w:tab/>
-      <w:t>2026-06-18</w:t>
+      <w:t>2026-06-19</w:t>
       <w:br/>
       <w:br/>
     </w:r>

--- a/klagomål/A 40012-2025 FSC-klagomål.docx
+++ b/klagomål/A 40012-2025 FSC-klagomål.docx
@@ -1058,7 +1058,7 @@
     <w:r>
       <w:tab/>
       <w:tab/>
-      <w:t>2026-06-19</w:t>
+      <w:t>2026-06-20</w:t>
       <w:br/>
       <w:br/>
     </w:r>

--- a/klagomål/A 40012-2025 FSC-klagomål.docx
+++ b/klagomål/A 40012-2025 FSC-klagomål.docx
@@ -168,38 +168,7 @@
     </w:p>
     <w:p>
       <w:r>
-        <w:t>Detta dokument behandlar höga naturvärden i avverkningsanmälan A 40012-2025 i Strömsunds kommun som inkom 2025-08-25 och omfattar 2,0 ha.</w:t>
-      </w:r>
-    </w:p>
-    <w:p>
-      <w:r>
-        <w:t>Nedan presenteras fynd av naturvårdsarter och fridlysta arter som gjorts i det avverkningsanmälda området, samt relevanta utdrag ur standarderna för FSC, Chain of Custody, Controlled Wood och PEFC. I BILAGA 1 finns artfakta om fridlysta och rödlistade arter.</w:t>
-      </w:r>
-    </w:p>
-    <w:p>
-      <w:r>
-        <w:t>Vi förväntar oss att ni återkommer med ett skriftligt svar på vårt klagomål och även beskriver vilka korrigerande åtgärder ni satt in för att rätta till identifierade brister i er efterlevnad av den svenska FSC standarden.</w:t>
-      </w:r>
-    </w:p>
-    <w:p>
-      <w:pPr>
-        <w:pStyle w:val="Heading1"/>
-      </w:pPr>
-      <w:r>
-        <w:t>Naturvårdsarter</w:t>
-      </w:r>
-    </w:p>
-    <w:p>
-      <w:r>
-        <w:t>I och inom 6 meter från avverkningsanmälan har följande 9 naturvårdsarter hittats: garnlav (VU, T), lunglav (NT, T), skrovellav (NT, T), guckusko (S, T, §7), kransrams (S, T), stuplav (S, T), tvåblad (S, §8), brudsporre (§8) och fläcknycklar (§8). Av dessa är 3 rödlistade. För rödlistade arter har rödlistekategorin angivits inom parentes. Arter som är signalarter enligt Skogsstyrelsen har markerats med (S). Typiska arter inom Natura 2000 som är kopplade till skogsekosystem har markerats med (T). För fridlysta arter anges även paragrafen i Artskyddsförordningen som arten är fridlyst enligt.</w:t>
-      </w:r>
-    </w:p>
-    <w:p>
-      <w:r>
-        <w:t>De påträffade naturvårdsarterna är ett tydligt kvitto på att det rör sig om en skog med höga naturvärden.</w:t>
-      </w:r>
-      <w:r>
-        <w:t xml:space="preserve"> I Figur 1 visas fyndplatser för naturvårdsarter i området, som finns registrerade på Artportalen.</w:t>
+        <w:t>Detta klagomål behandlar höga naturvärden i avverkningsanmälan A 40012-2025 i Strömsunds kommun som inkom 2025-08-25 och omfattar 2,0 ha.</w:t>
       </w:r>
     </w:p>
     <w:p>
@@ -247,7 +216,271 @@
         <w:spacing w:after="240"/>
       </w:pPr>
       <w:r>
-        <w:t>Figur 1. Fyndplatser för naturvårdsarter i och inom 6 meter från avverkningsanmälan (röd linje). Markörer utan svart kant är placerade på fyndplatsen. Markörer med svart kant är placerade vid sidan av fyndplatsen och har ett svart streck som visar fyndplatsens exakta position. Kartans mittpunktskoordinat är N 7039726, E 522906 i SWEREF 99 TM.</w:t>
+        <w:t>Figur 1. Fyndplatser för naturvårdsarter i och inom 6 meter från avverkningsanmälan. Markörer utan svart kant är placerade på fyndplatsen. Markörer med svart kant är placerade vid sidan av fyndplatsen har ett svart streck som visar fyndplatsens exakta position. Kartans mittpunktskoordinat är N 7039726, E 522906 i SWEREF 99 TM.</w:t>
+      </w:r>
+    </w:p>
+    <w:p>
+      <w:r>
+        <w:t>I och inom 6 meter från avverkningsanmälan finns fynd av 9 naturvårdsarter, varav 3 är rödlistade, 4 är fridlysta, 6 är typiska (T) och 4 är signalarter (S): garnlav (VU, T), lunglav (NT, T), skrovellav (NT, T), guckusko (S, T, §7), kransrams (S, T), stuplav (S, T), tvåblad (S, §8), brudsporre (§8) och fläcknycklar (§8). Se Figur 1.</w:t>
+      </w:r>
+    </w:p>
+    <w:p>
+      <w:r>
+        <w:t>Nedan presenteras relevanta utdrag ur standarderna för FSC, Chain of Custody, Controlled Wood och PEFC.</w:t>
+      </w:r>
+    </w:p>
+    <w:p>
+      <w:r>
+        <w:t>Vi förväntar oss att ni återkommer med ett skriftligt svar på vårt klagomål och även beskriver vilka korrigerande åtgärder ni satt in för att rätta till identifierade brister i er efterlevnad av den svenska FSC standarden.</w:t>
+      </w:r>
+    </w:p>
+    <w:p>
+      <w:pPr>
+        <w:pStyle w:val="Heading1"/>
+      </w:pPr>
+      <w:r>
+        <w:t>Naturvårdsarter och fridlysta arter</w:t>
+      </w:r>
+    </w:p>
+    <w:p>
+      <w:r>
+        <w:t>Nedan följer beskrivningar av de naturvårdsarter och fridlysta arter som har sina livsmiljöer och växtplatser i den avverkningsanmälda skogen. Se även ytterligare artfakta i BILAGA 1. De påträffade naturvårdsarterna är ett tydligt kvitto på att det rör sig om en skog med höga naturvärden.</w:t>
+      </w:r>
+    </w:p>
+    <w:p>
+      <w:r>
+        <w:rPr>
+          <w:b/>
+        </w:rPr>
+        <w:t>Garnlav (VU)</w:t>
+      </w:r>
+      <w:r>
+        <w:t xml:space="preserve"> är en utpräglad barrskogsart som ibland kan drapera träden i norrländska grannaturskogar med hög luftfuktighet. Den förekommer även i talldominerade bestånd där den, förutom i trädens grenverk, påträffas hängande över ojämnheter i tallbarken. Arten har minskat starkt i södra och mellersta Sverige och den minskar även i sitt nordliga utbredningsområde. Minskningstakten uppgår till 30 (20–50) % inom 50 år och överstiger gränsvärdet för Sårbar (VU). Orsaken till tillbakagången beror främst på slutavverkningar av naturskogsartade skogar. Bestånd med riklig förekomst bör regelmässigt sparas, vilket även gynnar flera andra sällsynta och rödlistade arter. Garnlav är värdväxt för den mycket sällsynta och akut hotade fjärilen barrskogslavfly (CR) som hör hemma i boreala barrskogar med riklig förekomst av värdväxten. Tidigare kunde arten konstateras årligen på flera platser vid Dala-Floda i Dalarna innan lokalerna kalavverkades. Senaste fyndet i landet av barrskogslavfly är från år 2000 då den påträffades vid Högberget i Sollefteå kommun. Garnlav är typisk art för </w:t>
+      </w:r>
+      <w:r>
+        <w:rPr>
+          <w:i/>
+        </w:rPr>
+        <w:t xml:space="preserve">9010 Taiga </w:t>
+      </w:r>
+      <w:r>
+        <w:t>och</w:t>
+      </w:r>
+      <w:r>
+        <w:rPr>
+          <w:i/>
+        </w:rPr>
+        <w:t xml:space="preserve"> 9070 Trädklädd betesmark</w:t>
+      </w:r>
+      <w:r>
+        <w:t xml:space="preserve"> (SLU Artdatabanken, 2026).</w:t>
+      </w:r>
+    </w:p>
+    <w:p>
+      <w:r>
+        <w:rPr>
+          <w:b/>
+        </w:rPr>
+        <w:t>Lunglav (NT)</w:t>
+      </w:r>
+      <w:r>
+        <w:t xml:space="preserve"> är en av vårt lands främsta signalarter som överallt indikerar gamla lövträd, skogsbestånd med höga naturvärden och ekosystem med långskoglig kontinuitet. Lokalt kan förekomsten vara mycket riklig men den hittas nästan enbart i gamla och ej slutavverkade skogar. Artens samtliga förekomster bör uppmärksammas från naturvårdssynpunkt, då många lokaler även hyser andra ovanliga och rödlistade arter. Rikliga förekomster bör skyddas med biotopskydd, frivilliga avsättningar eller reservat. På lunglav kan de sällsynta lavparasiterna lunglavshårprick (CR), </w:t>
+      </w:r>
+      <w:r>
+        <w:rPr>
+          <w:i/>
+        </w:rPr>
+        <w:t>Abrothallus diederichii</w:t>
+      </w:r>
+      <w:r>
+        <w:t xml:space="preserve"> (VU), </w:t>
+      </w:r>
+      <w:r>
+        <w:rPr>
+          <w:i/>
+        </w:rPr>
+        <w:t>Abrothallus lobariae</w:t>
+      </w:r>
+      <w:r>
+        <w:t xml:space="preserve"> (VU), </w:t>
+      </w:r>
+      <w:r>
+        <w:rPr>
+          <w:i/>
+        </w:rPr>
+        <w:t>Calycina lobariae</w:t>
+      </w:r>
+      <w:r>
+        <w:t xml:space="preserve"> (VU), lunglavsknapp (VU) och skrovelmössing (VU) påträffas. Lunglav är typisk art för </w:t>
+      </w:r>
+      <w:r>
+        <w:rPr>
+          <w:i/>
+        </w:rPr>
+        <w:t>9010 Taiga, 9020 Nordlig ädellövskog, 9110 Näringsfattig bokskog, 9130 Näringsrik bokskog, 9160 Näringsrik ekskog, 9180 Ädellövskog i branter, 9190 Näringsfattig ekskog, 9070 Trädklädd betesmark, 9040 Fjällbjörkskog</w:t>
+      </w:r>
+      <w:r>
+        <w:t xml:space="preserve"> och</w:t>
+      </w:r>
+      <w:r>
+        <w:rPr>
+          <w:i/>
+        </w:rPr>
+        <w:t xml:space="preserve"> 6530 Lövängar</w:t>
+      </w:r>
+      <w:r>
+        <w:t xml:space="preserve"> (SLU Artdatabanken, 2026; Nitare &amp; Skogsstyrelsen, 2019).</w:t>
+      </w:r>
+    </w:p>
+    <w:p>
+      <w:r>
+        <w:rPr>
+          <w:b/>
+        </w:rPr>
+        <w:t>Skrovellav (NT)</w:t>
+      </w:r>
+      <w:r>
+        <w:t xml:space="preserve"> växer på gamla lövträd och på klippor i gamla skogar med hög och jämn luftfuktighet. Slutavverkning av kontinuitetsskog utgör det största hotet och lavens fortsatta förekomst bör säkerställas genom att lokaler med äldre skog skyddas. I områden med mycket hög luftfuktighet kan man på bålen av skrovellav finna de sällsynta parasitsvamparna skrovellavsknapp (EN), </w:t>
+      </w:r>
+      <w:r>
+        <w:rPr>
+          <w:i/>
+        </w:rPr>
+        <w:t>Catillaria lobariicola</w:t>
+      </w:r>
+      <w:r>
+        <w:t xml:space="preserve"> (VU) och </w:t>
+      </w:r>
+      <w:r>
+        <w:rPr>
+          <w:i/>
+        </w:rPr>
+        <w:t>Merismatium lobariae</w:t>
+      </w:r>
+      <w:r>
+        <w:t xml:space="preserve"> (DD). Skrovellav är typisk art för </w:t>
+      </w:r>
+      <w:r>
+        <w:rPr>
+          <w:i/>
+        </w:rPr>
+        <w:t xml:space="preserve">9010 Taiga, 9020 Nordlig ädellövskog, 9040 Fjällbjörkskog, 9070 Trädklädd betesmark, 9160 Näringsrik ekskog, 9180 Ädellövskog i branter, 9190 Näringsfattig ekskog, 8210 Kalkbranter </w:t>
+      </w:r>
+      <w:r>
+        <w:t xml:space="preserve">och </w:t>
+      </w:r>
+      <w:r>
+        <w:rPr>
+          <w:i/>
+        </w:rPr>
+        <w:t>6530 Lövängar</w:t>
+      </w:r>
+      <w:r>
+        <w:t xml:space="preserve"> (SLU Artdatabanken, 2026; Nitare &amp; Skogsstyrelsen, 2019).</w:t>
+      </w:r>
+    </w:p>
+    <w:p>
+      <w:r>
+        <w:rPr>
+          <w:b/>
+        </w:rPr>
+        <w:t>Guckusko (§7)</w:t>
+      </w:r>
+      <w:r>
+        <w:t xml:space="preserve"> omfattas av EU:s art- och habitatdirektiv och är fridlyst enligt §7 Artskyddsförordningen (bilaga 1) vilket innebär att hela dess livsmiljö ska bevaras. Guckusko är beroende av hög och jämn luftfuktighet i gamla, ostörda skogsmiljöer och är känslig för snabba förändringar av ljus-/vindförhållanden eller uttorkning. Den förekommer främst i skogar som inte påverkats av kraftig störning, till exempel slutavverkning, markberedning, körskador, gödsling eller dikning. Guckusko är rödlistad som nära hotad (NT) i den europeiska rödlistan och Sverige hyser mer än halva den beräknade populationen av arten i EU, vilket innebär att vi har ett internationellt ansvar för arten. Guckusko är typisk art för </w:t>
+      </w:r>
+      <w:r>
+        <w:rPr>
+          <w:i/>
+        </w:rPr>
+        <w:t>9050 Näringsrik granskog</w:t>
+      </w:r>
+      <w:r>
+        <w:t xml:space="preserve"> (SLU Artdatabanken, 2021; IUCN, 2011).</w:t>
+      </w:r>
+    </w:p>
+    <w:p>
+      <w:r>
+        <w:rPr>
+          <w:b/>
+        </w:rPr>
+        <w:t>Kransrams</w:t>
+      </w:r>
+      <w:r>
+        <w:t xml:space="preserve"> är typisk art för </w:t>
+      </w:r>
+      <w:r>
+        <w:rPr>
+          <w:i/>
+        </w:rPr>
+        <w:t xml:space="preserve">9020 Nordlig ädellövskog </w:t>
+      </w:r>
+      <w:r>
+        <w:t>(SLU Artdatabanken, 2025).</w:t>
+      </w:r>
+    </w:p>
+    <w:p>
+      <w:r>
+        <w:rPr>
+          <w:b/>
+        </w:rPr>
+        <w:t>Stuplav</w:t>
+      </w:r>
+      <w:r>
+        <w:t xml:space="preserve"> är en mycket bra signalart i hela sitt utbredningsområde och förekommer nästan enbart i skogsmiljöer med höga naturvärden. Den indikerar långvarig förekomst av gamla lövträd och miljöer med konstant hög luftfuktighet. I skogar med suboceaniskt klimat finns det en mycket sällsynt parasit, njurlavsknapp </w:t>
+      </w:r>
+      <w:r>
+        <w:rPr>
+          <w:i/>
+        </w:rPr>
+        <w:t>Pletocarpon nephromeum</w:t>
+      </w:r>
+      <w:r>
+        <w:t xml:space="preserve"> (EN), som växer på stuplav. Ytterligare tre sällsynta lavparasiter, </w:t>
+      </w:r>
+      <w:r>
+        <w:rPr>
+          <w:i/>
+        </w:rPr>
+        <w:t>Protounguicularia nephromatis</w:t>
+      </w:r>
+      <w:r>
+        <w:t xml:space="preserve"> (VU), </w:t>
+      </w:r>
+      <w:r>
+        <w:rPr>
+          <w:i/>
+        </w:rPr>
+        <w:t>Refractohilum galligenum</w:t>
+      </w:r>
+      <w:r>
+        <w:t xml:space="preserve"> (NT) och </w:t>
+      </w:r>
+      <w:r>
+        <w:rPr>
+          <w:i/>
+        </w:rPr>
+        <w:t>Roselliniella nephromatis</w:t>
+      </w:r>
+      <w:r>
+        <w:t xml:space="preserve"> (DD), kan också påträffas på stuplav. Stuplav är typisk art för </w:t>
+      </w:r>
+      <w:r>
+        <w:rPr>
+          <w:i/>
+        </w:rPr>
+        <w:t>9010 Taiga</w:t>
+      </w:r>
+      <w:r>
+        <w:t xml:space="preserve"> (SLU Artdatabanken, 2026; Nitare &amp; Skogsstyrelsen, 2019).</w:t>
+      </w:r>
+    </w:p>
+    <w:p>
+      <w:pPr>
+        <w:pStyle w:val="Heading1"/>
+      </w:pPr>
+      <w:r>
+        <w:t>Certifiering</w:t>
       </w:r>
     </w:p>
     <w:p>
@@ -255,12 +488,7 @@
         <w:pStyle w:val="Heading2"/>
       </w:pPr>
       <w:r>
-        <w:t>Fridlysta arter</w:t>
-      </w:r>
-    </w:p>
-    <w:p>
-      <w:r>
-        <w:t>Följande fridlysta arter har sina livsmiljöer och växtplatser i den avverkningsanmälda skogen: guckusko (S, T, §7), tvåblad (S, §8), brudsporre (§8) och fläcknycklar (§8).</w:t>
+        <w:t>Ur FSC-standarden</w:t>
       </w:r>
     </w:p>
     <w:p>
@@ -268,24 +496,76 @@
         <w:rPr>
           <w:b/>
         </w:rPr>
-        <w:t>Guckusko (§7)</w:t>
-      </w:r>
-      <w:r>
-        <w:t xml:space="preserve"> omfattas av EU:s art- och habitatdirektiv och är fridlyst enligt §7 Artskyddsförordningen (bilaga 1) vilket innebär att hela dess livsmiljö ska bevaras. Guckusko är beroende av hög och jämn luftfuktighet i gamla, ostörda skogsmiljöer och är känslig för snabba förändringar av ljus-/vindförhållanden eller uttorkning. Den förekommer främst i skogar som inte påverkats av kraftig störning, till exempel slutavverkning, markberedning, körskador, gödsling eller dikning. Guckusko är rödlistad som nära hotad (NT) i den europeiska rödlistan och Sverige hyser mer än halva den beräknade populationen av arten i EU, vilket innebär att vi har ett internationellt ansvar för arten. Guckusko är typisk art för </w:t>
+        <w:t xml:space="preserve">PRINCIP 1: LAGEFTERLEVNAD: </w:t>
+      </w:r>
+      <w:r>
+        <w:t>Certifikatsinnehavaren ska följa alla tillämpliga lagar, förordningar och nationellt ratificerade internationella avtal, konventioner och överenskommelser.</w:t>
+      </w:r>
+    </w:p>
+    <w:p>
+      <w:r>
+        <w:rPr>
+          <w:b/>
+        </w:rPr>
+        <w:t xml:space="preserve">1.3.1 </w:t>
+      </w:r>
+      <w:r>
+        <w:t>Tillämpliga lagar och föreskrifter för brukandet av skogen följs.</w:t>
+      </w:r>
+    </w:p>
+    <w:p>
+      <w:pPr>
+        <w:pStyle w:val="ListBullet"/>
+      </w:pPr>
+      <w:r>
+        <w:rPr>
+          <w:b/>
+          <w:i/>
+        </w:rPr>
+        <w:t xml:space="preserve">Kommentar: </w:t>
+      </w:r>
+      <w:r>
+        <w:t>I den avverkningsanmälda skogen har fridlysta arter sina livsmiljöer och växtplatser. Att skada de fridlysta arternas livsmiljöer, växtplatser eller ekologiska funktion är inte tillåtet enligt artskyddsförordningen.</w:t>
+      </w:r>
+    </w:p>
+    <w:p>
+      <w:r>
+        <w:rPr>
+          <w:b/>
+        </w:rPr>
+        <w:t xml:space="preserve">6.4 </w:t>
+      </w:r>
+      <w:r>
+        <w:t>Certifikatsinnehavaren ska skydda sällsynta arter och hotade arter samt deras livsmiljöer inom skogsbruksenheten. Det ska ske genom avsättningar, andra skyddade områden och genom att skapa konnektivitet och/eller genom andra direkta åtgärder som gynnar dessa arters överlevnad och livskraft. Åtgärderna ska stå i förhållande till brukandets skala, intensitet och risk, samt till sällsynta och hotade arters bevarandestatus och ekologiska krav. Certifikatsinnehavaren ska beakta den geografiska spridningen och ekologiska krav hos sällsynta och hotade arter utanför skogsbruksenhetens gränser när beslut om åtgärder inom skogsbruksenheten ska fattas.</w:t>
+      </w:r>
+    </w:p>
+    <w:p>
+      <w:r>
+        <w:rPr>
+          <w:b/>
+        </w:rPr>
+        <w:t xml:space="preserve">6.4.3 </w:t>
+      </w:r>
+      <w:r>
+        <w:t>Bevarandeåtgärder genomförs för de kända förekomster av rödlistade arter som påverkas av skogsbruk.</w:t>
+      </w:r>
+    </w:p>
+    <w:p>
+      <w:pPr>
+        <w:pStyle w:val="ListBullet"/>
+      </w:pPr>
+      <w:r>
+        <w:rPr>
+          <w:b/>
+          <w:i/>
+        </w:rPr>
+        <w:t xml:space="preserve">Kommentar: </w:t>
       </w:r>
       <w:r>
         <w:rPr>
           <w:i/>
         </w:rPr>
-        <w:t>9050 Näringsrik granskog</w:t>
-      </w:r>
-      <w:r>
-        <w:t xml:space="preserve"> (SLU Artdatabanken, 2021; IUCN, 2011).</w:t>
-      </w:r>
-    </w:p>
-    <w:p>
-      <w:r>
-        <w:t>I BILAGA 1 finns mer detaljerad information om ekologi samt krav på livsmiljö hos fridlysta arter.</w:t>
+        <w:t>I det avverkningsanmälda skogsområdet har 9 naturvårdsarter varav 3 rödlistade arter sina livsmiljöer och växtplatser.</w:t>
       </w:r>
     </w:p>
     <w:p>
@@ -293,7 +573,7 @@
         <w:pStyle w:val="Heading2"/>
       </w:pPr>
       <w:r>
-        <w:t>Övriga naturvårdsarter</w:t>
+        <w:t>Ur Chain of Custody Certification (FSC-STD-40-004 ver 3.0)</w:t>
       </w:r>
     </w:p>
     <w:p>
@@ -301,207 +581,144 @@
         <w:rPr>
           <w:b/>
         </w:rPr>
-        <w:t>Garnlav (VU)</w:t>
-      </w:r>
-      <w:r>
-        <w:t xml:space="preserve"> är en utpräglad barrskogsart som ibland kan drapera träden i norrländska grannaturskogar med hög luftfuktighet. Den förekommer även i talldominerade bestånd där den, förutom i trädens grenverk, påträffas hängande över ojämnheter i tallbarken. Arten har minskat starkt i södra och mellersta Sverige och den minskar även i sitt nordliga utbredningsområde. Minskningstakten uppgår till 30 (20–50) % inom 50 år och överstiger gränsvärdet för Sårbar (VU). Orsaken till tillbakagången beror främst på slutavverkningar av naturskogsartade skogar. Bestånd med riklig förekomst bör regelmässigt sparas, vilket även gynnar flera andra sällsynta och rödlistade arter. Garnlav är värdväxt för den mycket sällsynta och akut hotade fjärilen barrskogslavfly (CR) som hör hemma i boreala barrskogar med riklig förekomst av värdväxten. Tidigare kunde arten konstateras årligen på flera platser vid Dala-Floda i Dalarna innan lokalerna kalavverkades. Senaste fyndet i landet av barrskogslavfly är från år 2000 då den påträffades vid Högberget i Sollefteå kommun. Garnlav är typisk art för </w:t>
+        <w:t xml:space="preserve">1.3 </w:t>
+      </w:r>
+      <w:r>
+        <w:t xml:space="preserve">The organization shall commit to the FSC values as defined in FSC-POL-01-004 Policy for the Association of Organizations with FSC. </w:t>
+      </w:r>
+    </w:p>
+    <w:p>
+      <w:pPr>
+        <w:pStyle w:val="Heading2"/>
+      </w:pPr>
+      <w:r>
+        <w:t>Ur FSC:s policy för associerade organisationer (FSC-POL-01-004)</w:t>
+      </w:r>
+    </w:p>
+    <w:p>
+      <w:r>
+        <w:t xml:space="preserve">Som “Chain of Custody”-certifierad organisation är skogsbolaget bunden av de fastställda reglerna i Del 1 Punkt 1 c) i Policy för organisationer associerade med FSC (FSC-POL-01-004 V2-0 EN + SVE version 2012-03-02): </w:t>
+      </w:r>
+    </w:p>
+    <w:p>
+      <w:pPr>
+        <w:pStyle w:val="ListNumber"/>
+      </w:pPr>
+      <w:r>
+        <w:t>De organisationer FSC kan acceptera association med får inte direkt eller indirekt ha några kopplingar till nedanstående, oacceptabla aktiviteter:</w:t>
+      </w:r>
+    </w:p>
+    <w:p>
+      <w:pPr>
+        <w:ind w:left="357"/>
+      </w:pPr>
+      <w:r>
+        <w:t>a) Olaglig skogsavverkning och handel med olagligt avverkat virke eller skogsprodukter</w:t>
+      </w:r>
+    </w:p>
+    <w:p>
+      <w:pPr>
+        <w:ind w:left="357"/>
+      </w:pPr>
+      <w:r>
+        <w:t>...</w:t>
+      </w:r>
+    </w:p>
+    <w:p>
+      <w:pPr>
+        <w:ind w:left="357"/>
+      </w:pPr>
+      <w:r>
+        <w:t>c) Skogsbruk som förstör höga naturvärden</w:t>
+      </w:r>
+    </w:p>
+    <w:p>
+      <w:pPr>
+        <w:ind w:left="357"/>
+      </w:pPr>
+      <w:r>
+        <w:t>d) Betydande omvandling av skog till plantager eller annan, icke skoglig, markanvändning</w:t>
+      </w:r>
+    </w:p>
+    <w:p>
+      <w:pPr>
+        <w:pStyle w:val="ListBullet"/>
+      </w:pPr>
+      <w:r>
+        <w:rPr>
+          <w:b/>
+          <w:i/>
+        </w:rPr>
+        <w:t xml:space="preserve">Kommentar: </w:t>
       </w:r>
       <w:r>
         <w:rPr>
           <w:i/>
         </w:rPr>
-        <w:t xml:space="preserve">9010 Taiga </w:t>
-      </w:r>
-      <w:r>
-        <w:t>och</w:t>
+        <w:t>Avverkning av skog med höga naturvärden samt skada på fridlysta arter strider både mot FSC Controlled Wood-standarden och FSC:s policy for associerade organisationer.</w:t>
+      </w:r>
+    </w:p>
+    <w:p>
+      <w:pPr>
+        <w:pStyle w:val="Heading2"/>
+      </w:pPr>
+      <w:r>
+        <w:t>Ur FSC Controlled Wood (FSC-STD-40-005)</w:t>
+      </w:r>
+    </w:p>
+    <w:p>
+      <w:r>
+        <w:t>Virke som inte accepteras i FSC-märkta produkter (oacceptabelt ursprung) enligt FSC Controlled Wood (FSC-STD-40-005):</w:t>
+      </w:r>
+    </w:p>
+    <w:p>
+      <w:pPr>
+        <w:pStyle w:val="ListNumber"/>
+      </w:pPr>
+      <w:r>
+        <w:t>Illegalt avverkat virke.</w:t>
+      </w:r>
+    </w:p>
+    <w:p>
+      <w:pPr>
+        <w:pStyle w:val="ListNumber"/>
+      </w:pPr>
+      <w:r>
+        <w:t>...</w:t>
+      </w:r>
+    </w:p>
+    <w:p>
+      <w:pPr>
+        <w:pStyle w:val="ListNumber"/>
+      </w:pPr>
+      <w:r>
+        <w:t>Virke från avverkningar som hotar höga naturvärden.</w:t>
+      </w:r>
+    </w:p>
+    <w:p>
+      <w:pPr>
+        <w:pStyle w:val="ListNumber"/>
+      </w:pPr>
+      <w:r>
+        <w:t>Virke från skog som konverteras till plantager eller icke-skogligt bruk.</w:t>
+      </w:r>
+    </w:p>
+    <w:p>
+      <w:pPr>
+        <w:pStyle w:val="ListBullet"/>
+      </w:pPr>
+      <w:r>
+        <w:rPr>
+          <w:b/>
+          <w:i/>
+        </w:rPr>
+        <w:t xml:space="preserve">Kommentar: </w:t>
       </w:r>
       <w:r>
         <w:rPr>
           <w:i/>
         </w:rPr>
-        <w:t xml:space="preserve"> 9070 Trädklädd betesmark</w:t>
-      </w:r>
-      <w:r>
-        <w:t xml:space="preserve"> (SLU Artdatabanken, 2026).</w:t>
-      </w:r>
-    </w:p>
-    <w:p>
-      <w:r>
-        <w:rPr>
-          <w:b/>
-        </w:rPr>
-        <w:t>Kransrams</w:t>
-      </w:r>
-      <w:r>
-        <w:t xml:space="preserve"> är typisk art för </w:t>
-      </w:r>
-      <w:r>
-        <w:rPr>
-          <w:i/>
-        </w:rPr>
-        <w:t xml:space="preserve">9020 Nordlig ädellövskog </w:t>
-      </w:r>
-      <w:r>
-        <w:t>(SLU Artdatabanken, 2025).</w:t>
-      </w:r>
-    </w:p>
-    <w:p>
-      <w:r>
-        <w:rPr>
-          <w:b/>
-        </w:rPr>
-        <w:t>Lunglav (NT)</w:t>
-      </w:r>
-      <w:r>
-        <w:t xml:space="preserve"> är en av vårt lands främsta signalarter som överallt indikerar gamla lövträd, skogsbestånd med höga naturvärden och ekosystem med långskoglig kontinuitet. Lokalt kan förekomsten vara mycket riklig men den hittas nästan enbart i gamla och ej slutavverkade skogar. Artens samtliga förekomster bör uppmärksammas från naturvårdssynpunkt, då många lokaler även hyser andra ovanliga och rödlistade arter. Rikliga förekomster bör skyddas med biotopskydd, frivilliga avsättningar eller reservat. På lunglav kan de sällsynta lavparasiterna lunglavshårprick (CR), </w:t>
-      </w:r>
-      <w:r>
-        <w:rPr>
-          <w:i/>
-        </w:rPr>
-        <w:t>Abrothallus diederichii</w:t>
-      </w:r>
-      <w:r>
-        <w:t xml:space="preserve"> (VU), </w:t>
-      </w:r>
-      <w:r>
-        <w:rPr>
-          <w:i/>
-        </w:rPr>
-        <w:t>Abrothallus lobariae</w:t>
-      </w:r>
-      <w:r>
-        <w:t xml:space="preserve"> (VU), </w:t>
-      </w:r>
-      <w:r>
-        <w:rPr>
-          <w:i/>
-        </w:rPr>
-        <w:t>Calycina lobariae</w:t>
-      </w:r>
-      <w:r>
-        <w:t xml:space="preserve"> (VU), lunglavsknapp (VU) och skrovelmössing (VU) påträffas. Lunglav är typisk art för </w:t>
-      </w:r>
-      <w:r>
-        <w:rPr>
-          <w:i/>
-        </w:rPr>
-        <w:t>9010 Taiga, 9020 Nordlig ädellövskog, 9110 Näringsfattig bokskog, 9130 Näringsrik bokskog, 9160 Näringsrik ekskog, 9180 Ädellövskog i branter, 9190 Näringsfattig ekskog, 9070 Trädklädd betesmark, 9040 Fjällbjörkskog</w:t>
-      </w:r>
-      <w:r>
-        <w:t xml:space="preserve"> och</w:t>
-      </w:r>
-      <w:r>
-        <w:rPr>
-          <w:i/>
-        </w:rPr>
-        <w:t xml:space="preserve"> 6530 Lövängar</w:t>
-      </w:r>
-      <w:r>
-        <w:t xml:space="preserve"> (SLU Artdatabanken, 2026; Nitare &amp; Skogsstyrelsen, 2019).</w:t>
-      </w:r>
-    </w:p>
-    <w:p>
-      <w:r>
-        <w:rPr>
-          <w:b/>
-        </w:rPr>
-        <w:t>Skrovellav (NT)</w:t>
-      </w:r>
-      <w:r>
-        <w:t xml:space="preserve"> växer på gamla lövträd och på klippor i gamla skogar med hög och jämn luftfuktighet. Slutavverkning av kontinuitetsskog utgör det största hotet och lavens fortsatta förekomst bör säkerställas genom att lokaler med äldre skog skyddas. I områden med mycket hög luftfuktighet kan man på bålen av skrovellav finna de sällsynta parasitsvamparna skrovellavsknapp (EN), </w:t>
-      </w:r>
-      <w:r>
-        <w:rPr>
-          <w:i/>
-        </w:rPr>
-        <w:t>Catillaria lobariicola</w:t>
-      </w:r>
-      <w:r>
-        <w:t xml:space="preserve"> (VU) och </w:t>
-      </w:r>
-      <w:r>
-        <w:rPr>
-          <w:i/>
-        </w:rPr>
-        <w:t>Merismatium lobariae</w:t>
-      </w:r>
-      <w:r>
-        <w:t xml:space="preserve"> (DD). Skrovellav är typisk art för </w:t>
-      </w:r>
-      <w:r>
-        <w:rPr>
-          <w:i/>
-        </w:rPr>
-        <w:t xml:space="preserve">9010 Taiga, 9020 Nordlig ädellövskog, 9040 Fjällbjörkskog, 9070 Trädklädd betesmark, 9160 Näringsrik ekskog, 9180 Ädellövskog i branter, 9190 Näringsfattig ekskog, 8210 Kalkbranter </w:t>
-      </w:r>
-      <w:r>
-        <w:t xml:space="preserve">och </w:t>
-      </w:r>
-      <w:r>
-        <w:rPr>
-          <w:i/>
-        </w:rPr>
-        <w:t>6530 Lövängar</w:t>
-      </w:r>
-      <w:r>
-        <w:t xml:space="preserve"> (SLU Artdatabanken, 2026; Nitare &amp; Skogsstyrelsen, 2019).</w:t>
-      </w:r>
-    </w:p>
-    <w:p>
-      <w:r>
-        <w:rPr>
-          <w:b/>
-        </w:rPr>
-        <w:t>Stuplav</w:t>
-      </w:r>
-      <w:r>
-        <w:t xml:space="preserve"> är en mycket bra signalart i hela sitt utbredningsområde och förekommer nästan enbart i skogsmiljöer med höga naturvärden. Den indikerar långvarig förekomst av gamla lövträd och miljöer med konstant hög luftfuktighet. I skogar med suboceaniskt klimat finns det en mycket sällsynt parasit, njurlavsknapp </w:t>
-      </w:r>
-      <w:r>
-        <w:rPr>
-          <w:i/>
-        </w:rPr>
-        <w:t>Pletocarpon nephromeum</w:t>
-      </w:r>
-      <w:r>
-        <w:t xml:space="preserve"> (EN), som växer på stuplav. Ytterligare tre sällsynta lavparasiter, </w:t>
-      </w:r>
-      <w:r>
-        <w:rPr>
-          <w:i/>
-        </w:rPr>
-        <w:t>Protounguicularia nephromatis</w:t>
-      </w:r>
-      <w:r>
-        <w:t xml:space="preserve"> (VU), </w:t>
-      </w:r>
-      <w:r>
-        <w:rPr>
-          <w:i/>
-        </w:rPr>
-        <w:t>Refractohilum galligenum</w:t>
-      </w:r>
-      <w:r>
-        <w:t xml:space="preserve"> (NT) och </w:t>
-      </w:r>
-      <w:r>
-        <w:rPr>
-          <w:i/>
-        </w:rPr>
-        <w:t>Roselliniella nephromatis</w:t>
-      </w:r>
-      <w:r>
-        <w:t xml:space="preserve"> (DD), kan också påträffas på stuplav. Stuplav är typisk art för </w:t>
-      </w:r>
-      <w:r>
-        <w:rPr>
-          <w:i/>
-        </w:rPr>
-        <w:t>9010 Taiga</w:t>
-      </w:r>
-      <w:r>
-        <w:t xml:space="preserve"> (SLU Artdatabanken, 2026; Nitare &amp; Skogsstyrelsen, 2019).</w:t>
+        <w:t>Avverkning av skog med höga naturvärden samt skada på fridlysta arter strider både mot FSC Controlled Wood-standarden och FSC:s policy for associerade organisationer.</w:t>
       </w:r>
     </w:p>
     <w:p>
@@ -509,7 +726,108 @@
         <w:pStyle w:val="Heading1"/>
       </w:pPr>
       <w:r>
-        <w:t>Certifiering</w:t>
+        <w:t>Ur PEFC-standarden gällande lagefterlevnad</w:t>
+      </w:r>
+    </w:p>
+    <w:p>
+      <w:r>
+        <w:t>PEFC-standarden förutsätter att tillämplig svensk lagstiftning följs. Det är utsedd tillsynsmyndighet som ansvarar för tillsyn av lagens efterlevnad. PEFC-standarden återger innehållet i vissa certifieringskritiska lag- och föreskriftskrav vilka ska ingå i granskning av PEFC-systemets efterlevnad.</w:t>
+      </w:r>
+    </w:p>
+    <w:p>
+      <w:pPr>
+        <w:pStyle w:val="ListBullet"/>
+      </w:pPr>
+      <w:r>
+        <w:rPr>
+          <w:b/>
+          <w:i/>
+        </w:rPr>
+        <w:t xml:space="preserve">Kommentar: </w:t>
+      </w:r>
+      <w:r>
+        <w:rPr>
+          <w:i/>
+        </w:rPr>
+        <w:t>I den avverkningsanmälda skogen har fridlysta arter sina livsmiljöer och växtplatser. Att skada de fridlysta arternas livsmiljöer, växtplatser eller ekologiska funktion är inte tillåtet enligt artskyddsförordningen</w:t>
+      </w:r>
+    </w:p>
+    <w:p>
+      <w:r>
+        <w:br w:type="page"/>
+      </w:r>
+    </w:p>
+    <w:p>
+      <w:pPr>
+        <w:pStyle w:val="Title"/>
+      </w:pPr>
+      <w:r>
+        <w:t>BILAGA 1 –</w:t>
+        <w:br/>
+        <w:t>Fridlysta och rödlistade arter</w:t>
+      </w:r>
+    </w:p>
+    <w:p>
+      <w:pPr>
+        <w:pStyle w:val="Heading1"/>
+      </w:pPr>
+      <w:r>
+        <w:t>Lunglav – ekologi samt krav på livsmiljön</w:t>
+      </w:r>
+    </w:p>
+    <w:p>
+      <w:r>
+        <w:t xml:space="preserve">Lunglav (NT) är en av vårt lands främsta signalarter som överallt indikerar gamla lövträd, skogsbestånd med höga naturvärden och ekosystem med lång skoglig kontinuitet. Lokalt kan förekomsten vara mycket riklig men den hittas nästan enbart i gamla och ej slutavverkade skogar. Artens samtliga förekomster bör uppmärksammas från naturvårdssynpunkt, då många lokaler även hyser andra ovanliga och rödlistade arter, däribland de sällsynta lavparasiterna lunglavshårprick (CR), </w:t>
+      </w:r>
+      <w:r>
+        <w:rPr>
+          <w:i/>
+        </w:rPr>
+        <w:t>Abrothallus diederichii</w:t>
+      </w:r>
+      <w:r>
+        <w:t xml:space="preserve"> (VU), </w:t>
+      </w:r>
+      <w:r>
+        <w:rPr>
+          <w:i/>
+        </w:rPr>
+        <w:t>Abrothallus lobariae</w:t>
+      </w:r>
+      <w:r>
+        <w:t xml:space="preserve"> (VU), </w:t>
+      </w:r>
+      <w:r>
+        <w:rPr>
+          <w:i/>
+        </w:rPr>
+        <w:t>Calycina lobariae</w:t>
+      </w:r>
+      <w:r>
+        <w:t xml:space="preserve"> (VU), lunglavsknapp (VU) och skrovelmössing (VU), som växer på lunglav. Rikliga förekomster med lunglav bör skyddas med biotopskydd, frivilliga avsättningar eller reservat (SLU Artdatabanken, 2026; Nitare &amp; Skogsstyrelsen, 2019).</w:t>
+      </w:r>
+    </w:p>
+    <w:p>
+      <w:r>
+        <w:t xml:space="preserve">Lunglav är typisk art för </w:t>
+      </w:r>
+      <w:r>
+        <w:rPr>
+          <w:i/>
+        </w:rPr>
+        <w:t>9010 Taiga, 9020 Nordlig ädellövskog, 9110 Näringsfattig bokskog, 9130 Näringsrik bokskog, 9160 Näringsrik ekskog, 9180 Ädellövskog i branter, 9190 Näringsfattig ekskog, 9070 Trädklädd betesmark, 9040 Fjällbjörkskog</w:t>
+      </w:r>
+      <w:r>
+        <w:t xml:space="preserve"> och</w:t>
+      </w:r>
+      <w:r>
+        <w:rPr>
+          <w:i/>
+        </w:rPr>
+        <w:t xml:space="preserve"> 6530 Lövängar</w:t>
+      </w:r>
+      <w:r>
+        <w:t xml:space="preserve"> (SLU Artdatabanken, 2026).</w:t>
       </w:r>
     </w:p>
     <w:p>
@@ -517,84 +835,48 @@
         <w:pStyle w:val="Heading2"/>
       </w:pPr>
       <w:r>
-        <w:t>Ur FSC-standarden</w:t>
+        <w:t>Referenser – lunglav</w:t>
       </w:r>
     </w:p>
     <w:p>
       <w:r>
+        <w:t xml:space="preserve">Nitare, J. och Skogsstyrelsen, 2019. </w:t>
+      </w:r>
+      <w:r>
         <w:rPr>
-          <w:b/>
+          <w:i/>
         </w:rPr>
-        <w:t xml:space="preserve">PRINCIP 1: LAGEFTERLEVNAD: </w:t>
-      </w:r>
-      <w:r>
-        <w:t>Certifikatsinnehavaren ska följa alla tillämpliga lagar, förordningar och nationellt ratificerade internationella avtal, konventioner och överenskommelser.</w:t>
+        <w:t xml:space="preserve">Skyddsvärd skog – Naturvårdsarter och andra kriterier för naturvärdesbedömning. </w:t>
+      </w:r>
+      <w:r>
+        <w:t>Skogsstyrelsen.</w:t>
       </w:r>
     </w:p>
     <w:p>
       <w:r>
+        <w:t xml:space="preserve">SLU Artdatabanken, 2026. </w:t>
+      </w:r>
+      <w:r>
         <w:rPr>
-          <w:b/>
+          <w:i/>
         </w:rPr>
-        <w:t xml:space="preserve">1.3.1 </w:t>
-      </w:r>
-      <w:r>
-        <w:t>Tillämpliga lagar och föreskrifter för brukandet av skogen följs.</w:t>
+        <w:t xml:space="preserve">Artfaktablad. Naturvård – artfakta. </w:t>
+      </w:r>
+      <w:r>
+        <w:t>SLU Artdatabanken, Uppsala.</w:t>
       </w:r>
     </w:p>
     <w:p>
       <w:pPr>
-        <w:pStyle w:val="ListBullet"/>
+        <w:pStyle w:val="Heading1"/>
       </w:pPr>
       <w:r>
-        <w:rPr>
-          <w:b/>
-          <w:i/>
-        </w:rPr>
-        <w:t xml:space="preserve">Kommentar: </w:t>
-      </w:r>
-      <w:r>
-        <w:t>I den avverkningsanmälda skogen har fridlysta arter sina livsmiljöer och växtplatser. Att skada de fridlysta arternas livsmiljöer, växtplatser eller ekologiska funktion är inte tillåtet enligt artskyddsförordningen.</w:t>
+        <w:t>Guckusko – ekologi samt krav på livsmiljön</w:t>
       </w:r>
     </w:p>
     <w:p>
       <w:r>
-        <w:rPr>
-          <w:b/>
-        </w:rPr>
-        <w:t xml:space="preserve">6.4 </w:t>
-      </w:r>
-      <w:r>
-        <w:t>Certifikatsinnehavaren ska skydda sällsynta arter och hotade arter samt deras livsmiljöer inom skogsbruksenheten. Det ska ske genom avsättningar, andra skyddade områden och genom att skapa konnektivitet och/eller genom andra direkta åtgärder som gynnar dessa arters överlevnad och livskraft. Åtgärderna ska stå i förhållande till brukandets skala, intensitet och risk, samt till sällsynta och hotade arters bevarandestatus och ekologiska krav. Certifikatsinnehavaren ska beakta den geografiska spridningen och ekologiska krav hos sällsynta och hotade arter utanför skogsbruksenhetens gränser när beslut om åtgärder inom skogsbruksenheten ska fattas.</w:t>
-      </w:r>
-    </w:p>
-    <w:p>
-      <w:r>
-        <w:rPr>
-          <w:b/>
-        </w:rPr>
-        <w:t xml:space="preserve">6.4.3 </w:t>
-      </w:r>
-      <w:r>
-        <w:t>Bevarandeåtgärder genomförs för de kända förekomster av rödlistade arter som påverkas av skogsbruk.</w:t>
-      </w:r>
-    </w:p>
-    <w:p>
-      <w:pPr>
-        <w:pStyle w:val="ListBullet"/>
-      </w:pPr>
-      <w:r>
-        <w:rPr>
-          <w:b/>
-          <w:i/>
-        </w:rPr>
-        <w:t xml:space="preserve">Kommentar: </w:t>
-      </w:r>
-      <w:r>
-        <w:rPr>
-          <w:i/>
-        </w:rPr>
-        <w:t>I det avverkningsanmälda skogsområdet har 9 naturvårdsarter varav 3 rödlistade arter sina livsmiljöer och växtplatser.</w:t>
+        <w:t>Guckusko omfattas av EU:s art- och habitatdirektiv och är fridlyst enligt §7 Artskyddsförordningen (bilaga 1) vilket innebär att hela dess livsmiljö ska bevaras. Guckusko är beroende av hög och jämn luftfuktighet i gamla, ostörda skogsmiljöer och är känslig för snabba förändringar av ljus-/vindförhållanden eller uttorkning. Den förekommer främst i skogar som inte påverkats av kraftig störning, till exempel slutavverkning, markberedning, körskador, gödsling eller dikning (SLU Artdatabanken, 2021).Dikning och slutavverkning av guckuskons växtplatser är ett direkt hot mot arten och bör undvikas. Kalavverkning missgynnar arten, dels om hyggesavfall lämnas, vilket kan kväva enskilda bestånd, dels indirekt genom att mer konkurrensstarka arter gynnas. Körskador av skogsmaskiner och hyggesplöjning kan leda till lokalt ändrad hydrologi, då de mullrika, fuktiga jordarna är mjuka. Sverige hyser mer än halva den beräknade populationen av arten i EU, vilket innebär att vi har ett internationellt ansvar för arten (SLU Artdatabanken, 2021).</w:t>
       </w:r>
     </w:p>
     <w:p>
@@ -602,218 +884,6 @@
         <w:pStyle w:val="Heading2"/>
       </w:pPr>
       <w:r>
-        <w:t>Ur Chain of Custody Certification (FSC-STD-40-004 ver 3.0)</w:t>
-      </w:r>
-    </w:p>
-    <w:p>
-      <w:r>
-        <w:rPr>
-          <w:b/>
-        </w:rPr>
-        <w:t xml:space="preserve">1.3 </w:t>
-      </w:r>
-      <w:r>
-        <w:t xml:space="preserve">The organization shall commit to the FSC values as defined in FSC-POL-01-004 Policy for the Association of Organizations with FSC. </w:t>
-      </w:r>
-    </w:p>
-    <w:p>
-      <w:pPr>
-        <w:pStyle w:val="Heading2"/>
-      </w:pPr>
-      <w:r>
-        <w:t>Ur FSC:s policy för associerade organisationer (FSC-POL-01-004)</w:t>
-      </w:r>
-    </w:p>
-    <w:p>
-      <w:r>
-        <w:t xml:space="preserve">Som “Chain of Custody”-certifierad organisation är skogsbolaget bunden av de fastställda reglerna i Del 1 Punkt 1 c) i Policy för organisationer associerade med FSC (FSC-POL-01-004 V2-0 EN + SVE version 2012-03-02): </w:t>
-      </w:r>
-    </w:p>
-    <w:p>
-      <w:pPr>
-        <w:pStyle w:val="ListNumber"/>
-      </w:pPr>
-      <w:r>
-        <w:t>De organisationer FSC kan acceptera association med får inte direkt eller indirekt ha några kopplingar till nedanstående, oacceptabla aktiviteter:</w:t>
-      </w:r>
-    </w:p>
-    <w:p>
-      <w:pPr>
-        <w:ind w:left="357"/>
-      </w:pPr>
-      <w:r>
-        <w:t>a) Olaglig skogsavverkning och handel med olagligt avverkat virke eller skogsprodukter</w:t>
-      </w:r>
-    </w:p>
-    <w:p>
-      <w:pPr>
-        <w:ind w:left="357"/>
-      </w:pPr>
-      <w:r>
-        <w:t>...</w:t>
-      </w:r>
-    </w:p>
-    <w:p>
-      <w:pPr>
-        <w:ind w:left="357"/>
-      </w:pPr>
-      <w:r>
-        <w:t>c) Skogsbruk som förstör höga naturvärden</w:t>
-      </w:r>
-    </w:p>
-    <w:p>
-      <w:pPr>
-        <w:ind w:left="357"/>
-      </w:pPr>
-      <w:r>
-        <w:t>d) Betydande omvandling av skog till plantager eller annan, icke skoglig, markanvändning</w:t>
-      </w:r>
-    </w:p>
-    <w:p>
-      <w:pPr>
-        <w:pStyle w:val="ListBullet"/>
-      </w:pPr>
-      <w:r>
-        <w:rPr>
-          <w:b/>
-          <w:i/>
-        </w:rPr>
-        <w:t xml:space="preserve">Kommentar: </w:t>
-      </w:r>
-      <w:r>
-        <w:rPr>
-          <w:i/>
-        </w:rPr>
-        <w:t>Avverkning av skog med höga naturvärden samt skada på fridlysta arter strider både mot FSC Controlled Wood-standarden och FSC:s policy for associerade organisationer.</w:t>
-      </w:r>
-    </w:p>
-    <w:p>
-      <w:pPr>
-        <w:pStyle w:val="Heading2"/>
-      </w:pPr>
-      <w:r>
-        <w:t>Ur FSC Controlled Wood (FSC-STD-40-005)</w:t>
-      </w:r>
-    </w:p>
-    <w:p>
-      <w:r>
-        <w:t>Virke som inte accepteras i FSC-märkta produkter (oacceptabelt ursprung) enligt FSC Controlled Wood (FSC-STD-40-005):</w:t>
-      </w:r>
-    </w:p>
-    <w:p>
-      <w:pPr>
-        <w:pStyle w:val="ListNumber"/>
-      </w:pPr>
-      <w:r>
-        <w:t>Illegalt avverkat virke.</w:t>
-      </w:r>
-    </w:p>
-    <w:p>
-      <w:pPr>
-        <w:pStyle w:val="ListNumber"/>
-      </w:pPr>
-      <w:r>
-        <w:t>...</w:t>
-      </w:r>
-    </w:p>
-    <w:p>
-      <w:pPr>
-        <w:pStyle w:val="ListNumber"/>
-      </w:pPr>
-      <w:r>
-        <w:t>Virke från avverkningar som hotar höga naturvärden.</w:t>
-      </w:r>
-    </w:p>
-    <w:p>
-      <w:pPr>
-        <w:pStyle w:val="ListNumber"/>
-      </w:pPr>
-      <w:r>
-        <w:t>Virke från skog som konverteras till plantager eller icke-skogligt bruk.</w:t>
-      </w:r>
-    </w:p>
-    <w:p>
-      <w:pPr>
-        <w:pStyle w:val="ListBullet"/>
-      </w:pPr>
-      <w:r>
-        <w:rPr>
-          <w:b/>
-          <w:i/>
-        </w:rPr>
-        <w:t xml:space="preserve">Kommentar: </w:t>
-      </w:r>
-      <w:r>
-        <w:rPr>
-          <w:i/>
-        </w:rPr>
-        <w:t>Avverkning av skog med höga naturvärden samt skada på fridlysta arter strider både mot FSC Controlled Wood-standarden och FSC:s policy for associerade organisationer.</w:t>
-      </w:r>
-    </w:p>
-    <w:p>
-      <w:pPr>
-        <w:pStyle w:val="Heading1"/>
-      </w:pPr>
-      <w:r>
-        <w:t>Ur PEFC-standarden gällande lagefterlevnad</w:t>
-      </w:r>
-    </w:p>
-    <w:p>
-      <w:r>
-        <w:t>PEFC-standarden förutsätter att tillämplig svensk lagstiftning följs. Det är utsedd tillsynsmyndighet som ansvarar för tillsyn av lagens efterlevnad. PEFC-standarden återger innehållet i vissa certifieringskritiska lag- och föreskriftskrav vilka ska ingå i granskning av PEFC-systemets efterlevnad.</w:t>
-      </w:r>
-    </w:p>
-    <w:p>
-      <w:pPr>
-        <w:pStyle w:val="ListBullet"/>
-      </w:pPr>
-      <w:r>
-        <w:rPr>
-          <w:b/>
-          <w:i/>
-        </w:rPr>
-        <w:t xml:space="preserve">Kommentar: </w:t>
-      </w:r>
-      <w:r>
-        <w:rPr>
-          <w:i/>
-        </w:rPr>
-        <w:t>I den avverkningsanmälda skogen har fridlysta arter sina livsmiljöer och växtplatser. Att skada de fridlysta arternas livsmiljöer, växtplatser eller ekologiska funktion är inte tillåtet enligt artskyddsförordningen</w:t>
-      </w:r>
-    </w:p>
-    <w:p>
-      <w:r>
-        <w:br w:type="page"/>
-      </w:r>
-    </w:p>
-    <w:p>
-      <w:pPr>
-        <w:pStyle w:val="Title"/>
-      </w:pPr>
-      <w:r>
-        <w:t>BILAGA 1 –</w:t>
-        <w:br/>
-        <w:t>Fridlysta och rödlistade arter</w:t>
-      </w:r>
-    </w:p>
-    <w:p>
-      <w:pPr>
-        <w:pStyle w:val="Heading1"/>
-      </w:pPr>
-      <w:r>
-        <w:t>Guckusko – ekologi samt krav på livsmiljön</w:t>
-      </w:r>
-    </w:p>
-    <w:p>
-      <w:r>
-        <w:t>Guckusko omfattas av EU:s art- och habitatdirektiv och är fridlyst enligt §7 Artskyddsförordningen (bilaga 1) vilket innebär att hela dess livsmiljö ska bevaras. Guckusko är beroende av hög och jämn luftfuktighet i gamla, ostörda skogsmiljöer och är känslig för snabba förändringar av ljus-/vindförhållanden eller uttorkning. Den förekommer främst i skogar som inte påverkats av kraftig störning, till exempel slutavverkning, markberedning, körskador, gödsling eller dikning (SLU Artdatabanken, 2021).Dikning och slutavverkning av guckuskons växtplatser är ett direkt hot mot arten och bör undvikas. Kalavverkning missgynnar arten, dels om hyggesavfall lämnas, vilket kan kväva enskilda bestånd, dels indirekt genom att mer konkurrensstarka arter gynnas. Körskador av skogsmaskiner och hyggesplöjning kan leda till lokalt ändrad hydrologi, då de mullrika, fuktiga jordarna är mjuka. Sverige hyser mer än halva den beräknade populationen av arten i EU, vilket innebär att vi har ett internationellt ansvar för arten (SLU Artdatabanken, 2021).</w:t>
-      </w:r>
-    </w:p>
-    <w:p>
-      <w:pPr>
-        <w:pStyle w:val="Heading2"/>
-      </w:pPr>
-      <w:r>
         <w:t>Referenser – guckusko</w:t>
       </w:r>
     </w:p>
@@ -829,105 +899,6 @@
       </w:r>
       <w:r>
         <w:t>SLU Artdatabanken, Uppsala</w:t>
-      </w:r>
-    </w:p>
-    <w:p>
-      <w:pPr>
-        <w:pStyle w:val="Heading1"/>
-      </w:pPr>
-      <w:r>
-        <w:t>Lunglav – ekologi samt krav på livsmiljön</w:t>
-      </w:r>
-    </w:p>
-    <w:p>
-      <w:r>
-        <w:t xml:space="preserve">Lunglav (NT) är en av vårt lands främsta signalarter som överallt indikerar gamla lövträd, skogsbestånd med höga naturvärden och ekosystem med lång skoglig kontinuitet. Lokalt kan förekomsten vara mycket riklig men den hittas nästan enbart i gamla och ej slutavverkade skogar. Artens samtliga förekomster bör uppmärksammas från naturvårdssynpunkt, då många lokaler även hyser andra ovanliga och rödlistade arter, däribland de sällsynta lavparasiterna lunglavshårprick (CR), </w:t>
-      </w:r>
-      <w:r>
-        <w:rPr>
-          <w:i/>
-        </w:rPr>
-        <w:t>Abrothallus diederichii</w:t>
-      </w:r>
-      <w:r>
-        <w:t xml:space="preserve"> (VU), </w:t>
-      </w:r>
-      <w:r>
-        <w:rPr>
-          <w:i/>
-        </w:rPr>
-        <w:t>Abrothallus lobariae</w:t>
-      </w:r>
-      <w:r>
-        <w:t xml:space="preserve"> (VU), </w:t>
-      </w:r>
-      <w:r>
-        <w:rPr>
-          <w:i/>
-        </w:rPr>
-        <w:t>Calycina lobariae</w:t>
-      </w:r>
-      <w:r>
-        <w:t xml:space="preserve"> (VU), lunglavsknapp (VU) och skrovelmössing (VU), som växer på lunglav. Rikliga förekomster med lunglav bör skyddas med biotopskydd, frivilliga avsättningar eller reservat (SLU Artdatabanken, 2026; Nitare &amp; Skogsstyrelsen, 2019).</w:t>
-      </w:r>
-    </w:p>
-    <w:p>
-      <w:r>
-        <w:t xml:space="preserve">Lunglav är typisk art för </w:t>
-      </w:r>
-      <w:r>
-        <w:rPr>
-          <w:i/>
-        </w:rPr>
-        <w:t>9010 Taiga, 9020 Nordlig ädellövskog, 9110 Näringsfattig bokskog, 9130 Näringsrik bokskog, 9160 Näringsrik ekskog, 9180 Ädellövskog i branter, 9190 Näringsfattig ekskog, 9070 Trädklädd betesmark, 9040 Fjällbjörkskog</w:t>
-      </w:r>
-      <w:r>
-        <w:t xml:space="preserve"> och</w:t>
-      </w:r>
-      <w:r>
-        <w:rPr>
-          <w:i/>
-        </w:rPr>
-        <w:t xml:space="preserve"> 6530 Lövängar</w:t>
-      </w:r>
-      <w:r>
-        <w:t xml:space="preserve"> (SLU Artdatabanken, 2026).</w:t>
-      </w:r>
-    </w:p>
-    <w:p>
-      <w:pPr>
-        <w:pStyle w:val="Heading2"/>
-      </w:pPr>
-      <w:r>
-        <w:t>Referenser – lunglav</w:t>
-      </w:r>
-    </w:p>
-    <w:p>
-      <w:r>
-        <w:t xml:space="preserve">Nitare, J. och Skogsstyrelsen, 2019. </w:t>
-      </w:r>
-      <w:r>
-        <w:rPr>
-          <w:i/>
-        </w:rPr>
-        <w:t xml:space="preserve">Skyddsvärd skog – Naturvårdsarter och andra kriterier för naturvärdesbedömning. </w:t>
-      </w:r>
-      <w:r>
-        <w:t>Skogsstyrelsen.</w:t>
-      </w:r>
-    </w:p>
-    <w:p>
-      <w:r>
-        <w:t xml:space="preserve">SLU Artdatabanken, 2026. </w:t>
-      </w:r>
-      <w:r>
-        <w:rPr>
-          <w:i/>
-        </w:rPr>
-        <w:t xml:space="preserve">Artfaktablad. Naturvård – artfakta. </w:t>
-      </w:r>
-      <w:r>
-        <w:t>SLU Artdatabanken, Uppsala.</w:t>
       </w:r>
     </w:p>
     <w:sectPr>
@@ -1058,7 +1029,7 @@
     <w:r>
       <w:tab/>
       <w:tab/>
-      <w:t>2026-06-20</w:t>
+      <w:t>2026-06-21</w:t>
       <w:br/>
       <w:br/>
     </w:r>

--- a/klagomål/A 40012-2025 FSC-klagomål.docx
+++ b/klagomål/A 40012-2025 FSC-klagomål.docx
@@ -1029,7 +1029,7 @@
     <w:r>
       <w:tab/>
       <w:tab/>
-      <w:t>2026-06-21</w:t>
+      <w:t>2026-06-22</w:t>
       <w:br/>
       <w:br/>
     </w:r>

--- a/klagomål/A 40012-2025 FSC-klagomål.docx
+++ b/klagomål/A 40012-2025 FSC-klagomål.docx
@@ -1029,7 +1029,7 @@
     <w:r>
       <w:tab/>
       <w:tab/>
-      <w:t>2026-06-22</w:t>
+      <w:t>2026-06-23</w:t>
       <w:br/>
       <w:br/>
     </w:r>

--- a/klagomål/A 40012-2025 FSC-klagomål.docx
+++ b/klagomål/A 40012-2025 FSC-klagomål.docx
@@ -1029,7 +1029,7 @@
     <w:r>
       <w:tab/>
       <w:tab/>
-      <w:t>2026-06-23</w:t>
+      <w:t>2026-06-24</w:t>
       <w:br/>
       <w:br/>
     </w:r>

--- a/klagomål/A 40012-2025 FSC-klagomål.docx
+++ b/klagomål/A 40012-2025 FSC-klagomål.docx
@@ -1029,7 +1029,7 @@
     <w:r>
       <w:tab/>
       <w:tab/>
-      <w:t>2026-06-24</w:t>
+      <w:t>2026-06-25</w:t>
       <w:br/>
       <w:br/>
     </w:r>

--- a/klagomål/A 40012-2025 FSC-klagomål.docx
+++ b/klagomål/A 40012-2025 FSC-klagomål.docx
@@ -1029,7 +1029,7 @@
     <w:r>
       <w:tab/>
       <w:tab/>
-      <w:t>2026-06-25</w:t>
+      <w:t>2026-06-26</w:t>
       <w:br/>
       <w:br/>
     </w:r>

--- a/klagomål/A 40012-2025 FSC-klagomål.docx
+++ b/klagomål/A 40012-2025 FSC-klagomål.docx
@@ -1029,7 +1029,7 @@
     <w:r>
       <w:tab/>
       <w:tab/>
-      <w:t>2026-06-26</w:t>
+      <w:t>2026-06-27</w:t>
       <w:br/>
       <w:br/>
     </w:r>

--- a/klagomål/A 40012-2025 FSC-klagomål.docx
+++ b/klagomål/A 40012-2025 FSC-klagomål.docx
@@ -1029,7 +1029,7 @@
     <w:r>
       <w:tab/>
       <w:tab/>
-      <w:t>2026-06-27</w:t>
+      <w:t>2026-06-28</w:t>
       <w:br/>
       <w:br/>
     </w:r>

--- a/klagomål/A 40012-2025 FSC-klagomål.docx
+++ b/klagomål/A 40012-2025 FSC-klagomål.docx
@@ -1029,7 +1029,7 @@
     <w:r>
       <w:tab/>
       <w:tab/>
-      <w:t>2026-06-28</w:t>
+      <w:t>2026-06-29</w:t>
       <w:br/>
       <w:br/>
     </w:r>

--- a/klagomål/A 40012-2025 FSC-klagomål.docx
+++ b/klagomål/A 40012-2025 FSC-klagomål.docx
@@ -1029,7 +1029,7 @@
     <w:r>
       <w:tab/>
       <w:tab/>
-      <w:t>2026-06-29</w:t>
+      <w:t>2026-06-30</w:t>
       <w:br/>
       <w:br/>
     </w:r>

--- a/klagomål/A 40012-2025 FSC-klagomål.docx
+++ b/klagomål/A 40012-2025 FSC-klagomål.docx
@@ -1029,7 +1029,7 @@
     <w:r>
       <w:tab/>
       <w:tab/>
-      <w:t>2026-06-30</w:t>
+      <w:t>2026-07-01</w:t>
       <w:br/>
       <w:br/>
     </w:r>

--- a/klagomål/A 40012-2025 FSC-klagomål.docx
+++ b/klagomål/A 40012-2025 FSC-klagomål.docx
@@ -1029,7 +1029,7 @@
     <w:r>
       <w:tab/>
       <w:tab/>
-      <w:t>2026-07-01</w:t>
+      <w:t>2026-07-02</w:t>
       <w:br/>
       <w:br/>
     </w:r>

--- a/klagomål/A 40012-2025 FSC-klagomål.docx
+++ b/klagomål/A 40012-2025 FSC-klagomål.docx
@@ -1029,7 +1029,7 @@
     <w:r>
       <w:tab/>
       <w:tab/>
-      <w:t>2026-07-13</w:t>
+      <w:t>2026-07-14</w:t>
       <w:br/>
       <w:br/>
     </w:r>

--- a/klagomål/A 40012-2025 FSC-klagomål.docx
+++ b/klagomål/A 40012-2025 FSC-klagomål.docx
@@ -1029,7 +1029,7 @@
     <w:r>
       <w:tab/>
       <w:tab/>
-      <w:t>2026-07-14</w:t>
+      <w:t>2026-07-15</w:t>
       <w:br/>
       <w:br/>
     </w:r>

--- a/klagomål/A 40012-2025 FSC-klagomål.docx
+++ b/klagomål/A 40012-2025 FSC-klagomål.docx
@@ -1029,7 +1029,7 @@
     <w:r>
       <w:tab/>
       <w:tab/>
-      <w:t>2026-07-15</w:t>
+      <w:t>2026-07-16</w:t>
       <w:br/>
       <w:br/>
     </w:r>

--- a/klagomål/A 40012-2025 FSC-klagomål.docx
+++ b/klagomål/A 40012-2025 FSC-klagomål.docx
@@ -1029,7 +1029,7 @@
     <w:r>
       <w:tab/>
       <w:tab/>
-      <w:t>2026-07-16</w:t>
+      <w:t>2026-07-17</w:t>
       <w:br/>
       <w:br/>
     </w:r>

--- a/klagomål/A 40012-2025 FSC-klagomål.docx
+++ b/klagomål/A 40012-2025 FSC-klagomål.docx
@@ -1029,7 +1029,7 @@
     <w:r>
       <w:tab/>
       <w:tab/>
-      <w:t>2026-07-17</w:t>
+      <w:t>2026-07-18</w:t>
       <w:br/>
       <w:br/>
     </w:r>

--- a/klagomål/A 40012-2025 FSC-klagomål.docx
+++ b/klagomål/A 40012-2025 FSC-klagomål.docx
@@ -1029,7 +1029,7 @@
     <w:r>
       <w:tab/>
       <w:tab/>
-      <w:t>2026-07-18</w:t>
+      <w:t>2026-07-19</w:t>
       <w:br/>
       <w:br/>
     </w:r>

--- a/klagomål/A 40012-2025 FSC-klagomål.docx
+++ b/klagomål/A 40012-2025 FSC-klagomål.docx
@@ -1029,7 +1029,7 @@
     <w:r>
       <w:tab/>
       <w:tab/>
-      <w:t>2026-07-19</w:t>
+      <w:t>2026-07-20</w:t>
       <w:br/>
       <w:br/>
     </w:r>

--- a/klagomål/A 40012-2025 FSC-klagomål.docx
+++ b/klagomål/A 40012-2025 FSC-klagomål.docx
@@ -1029,7 +1029,7 @@
     <w:r>
       <w:tab/>
       <w:tab/>
-      <w:t>2026-07-20</w:t>
+      <w:t>2026-07-21</w:t>
       <w:br/>
       <w:br/>
     </w:r>

--- a/klagomål/A 40012-2025 FSC-klagomål.docx
+++ b/klagomål/A 40012-2025 FSC-klagomål.docx
@@ -1029,7 +1029,7 @@
     <w:r>
       <w:tab/>
       <w:tab/>
-      <w:t>2026-07-21</w:t>
+      <w:t>2026-07-22</w:t>
       <w:br/>
       <w:br/>
     </w:r>

--- a/klagomål/A 40012-2025 FSC-klagomål.docx
+++ b/klagomål/A 40012-2025 FSC-klagomål.docx
@@ -1029,7 +1029,7 @@
     <w:r>
       <w:tab/>
       <w:tab/>
-      <w:t>2026-07-22</w:t>
+      <w:t>2026-07-23</w:t>
       <w:br/>
       <w:br/>
     </w:r>

--- a/klagomål/A 40012-2025 FSC-klagomål.docx
+++ b/klagomål/A 40012-2025 FSC-klagomål.docx
@@ -1029,7 +1029,7 @@
     <w:r>
       <w:tab/>
       <w:tab/>
-      <w:t>2026-07-23</w:t>
+      <w:t>2026-07-24</w:t>
       <w:br/>
       <w:br/>
     </w:r>

--- a/klagomål/A 40012-2025 FSC-klagomål.docx
+++ b/klagomål/A 40012-2025 FSC-klagomål.docx
@@ -1029,7 +1029,7 @@
     <w:r>
       <w:tab/>
       <w:tab/>
-      <w:t>2026-07-24</w:t>
+      <w:t>2026-07-25</w:t>
       <w:br/>
       <w:br/>
     </w:r>

--- a/klagomål/A 40012-2025 FSC-klagomål.docx
+++ b/klagomål/A 40012-2025 FSC-klagomål.docx
@@ -1029,7 +1029,7 @@
     <w:r>
       <w:tab/>
       <w:tab/>
-      <w:t>2026-07-25</w:t>
+      <w:t>2026-07-26</w:t>
       <w:br/>
       <w:br/>
     </w:r>

--- a/klagomål/A 40012-2025 FSC-klagomål.docx
+++ b/klagomål/A 40012-2025 FSC-klagomål.docx
@@ -1029,7 +1029,7 @@
     <w:r>
       <w:tab/>
       <w:tab/>
-      <w:t>2026-07-26</w:t>
+      <w:t>2026-07-27</w:t>
       <w:br/>
       <w:br/>
     </w:r>

--- a/klagomål/A 40012-2025 FSC-klagomål.docx
+++ b/klagomål/A 40012-2025 FSC-klagomål.docx
@@ -1029,7 +1029,7 @@
     <w:r>
       <w:tab/>
       <w:tab/>
-      <w:t>2026-07-27</w:t>
+      <w:t>2026-07-28</w:t>
       <w:br/>
       <w:br/>
     </w:r>

--- a/klagomål/A 40012-2025 FSC-klagomål.docx
+++ b/klagomål/A 40012-2025 FSC-klagomål.docx
@@ -1029,7 +1029,7 @@
     <w:r>
       <w:tab/>
       <w:tab/>
-      <w:t>2026-07-28</w:t>
+      <w:t>2026-07-29</w:t>
       <w:br/>
       <w:br/>
     </w:r>

--- a/klagomål/A 40012-2025 FSC-klagomål.docx
+++ b/klagomål/A 40012-2025 FSC-klagomål.docx
@@ -1029,7 +1029,7 @@
     <w:r>
       <w:tab/>
       <w:tab/>
-      <w:t>2026-07-29</w:t>
+      <w:t>2026-07-30</w:t>
       <w:br/>
       <w:br/>
     </w:r>

--- a/klagomål/A 40012-2025 FSC-klagomål.docx
+++ b/klagomål/A 40012-2025 FSC-klagomål.docx
@@ -1029,7 +1029,7 @@
     <w:r>
       <w:tab/>
       <w:tab/>
-      <w:t>2026-07-30</w:t>
+      <w:t>2026-07-31</w:t>
       <w:br/>
       <w:br/>
     </w:r>

--- a/klagomål/A 40012-2025 FSC-klagomål.docx
+++ b/klagomål/A 40012-2025 FSC-klagomål.docx
@@ -1029,7 +1029,7 @@
     <w:r>
       <w:tab/>
       <w:tab/>
-      <w:t>2026-07-31</w:t>
+      <w:t>2026-08-01</w:t>
       <w:br/>
       <w:br/>
     </w:r>

--- a/klagomål/A 40012-2025 FSC-klagomål.docx
+++ b/klagomål/A 40012-2025 FSC-klagomål.docx
@@ -1029,7 +1029,7 @@
     <w:r>
       <w:tab/>
       <w:tab/>
-      <w:t>2026-08-01</w:t>
+      <w:t>2026-08-02</w:t>
       <w:br/>
       <w:br/>
     </w:r>

--- a/klagomål/A 40012-2025 FSC-klagomål.docx
+++ b/klagomål/A 40012-2025 FSC-klagomål.docx
@@ -1029,7 +1029,7 @@
     <w:r>
       <w:tab/>
       <w:tab/>
-      <w:t>2026-08-02</w:t>
+      <w:t>2026-08-03</w:t>
       <w:br/>
       <w:br/>
     </w:r>

--- a/klagomål/A 40012-2025 FSC-klagomål.docx
+++ b/klagomål/A 40012-2025 FSC-klagomål.docx
@@ -1029,7 +1029,7 @@
     <w:r>
       <w:tab/>
       <w:tab/>
-      <w:t>2026-08-03</w:t>
+      <w:t>2026-08-05</w:t>
       <w:br/>
       <w:br/>
     </w:r>

--- a/klagomål/A 40012-2025 FSC-klagomål.docx
+++ b/klagomål/A 40012-2025 FSC-klagomål.docx
@@ -1029,7 +1029,7 @@
     <w:r>
       <w:tab/>
       <w:tab/>
-      <w:t>2026-08-05</w:t>
+      <w:t>2026-08-07</w:t>
       <w:br/>
       <w:br/>
     </w:r>

--- a/klagomål/A 40012-2025 FSC-klagomål.docx
+++ b/klagomål/A 40012-2025 FSC-klagomål.docx
@@ -1029,7 +1029,7 @@
     <w:r>
       <w:tab/>
       <w:tab/>
-      <w:t>2026-08-07</w:t>
+      <w:t>2026-08-08</w:t>
       <w:br/>
       <w:br/>
     </w:r>

--- a/klagomål/A 40012-2025 FSC-klagomål.docx
+++ b/klagomål/A 40012-2025 FSC-klagomål.docx
@@ -216,7 +216,7 @@
         <w:spacing w:after="240"/>
       </w:pPr>
       <w:r>
-        <w:t>Figur 1. Fyndplatser för naturvårdsarter i och inom 6 meter från avverkningsanmälan. Markörer utan svart kant är placerade på fyndplatsen. Markörer med svart kant är placerade vid sidan av fyndplatsen har ett svart streck som visar fyndplatsens exakta position. Kartans mittpunktskoordinat är N 7039726, E 522906 i SWEREF 99 TM.</w:t>
+        <w:t>Figur 1. Fyndplatser för naturvårdsarter i och inom 6 meter från avverkningsanmälan. Markörer utan svart kant är placerade på fyndplatsen. Markörer med svart kant är placerade vid sidan av fyndplatsen och har ett svart streck som visar fyndplatsens exakta position. Kartans mittpunktskoordinat är N 7039726, E 522906 i SWEREF 99 TM.</w:t>
       </w:r>
     </w:p>
     <w:p>
@@ -1029,7 +1029,7 @@
     <w:r>
       <w:tab/>
       <w:tab/>
-      <w:t>2026-08-14</w:t>
+      <w:t>2026-08-15</w:t>
       <w:br/>
       <w:br/>
     </w:r>

--- a/klagomål/A 40012-2025 FSC-klagomål.docx
+++ b/klagomål/A 40012-2025 FSC-klagomål.docx
@@ -1029,7 +1029,7 @@
     <w:r>
       <w:tab/>
       <w:tab/>
-      <w:t>2026-08-15</w:t>
+      <w:t>2026-08-16</w:t>
       <w:br/>
       <w:br/>
     </w:r>

--- a/klagomål/A 40012-2025 FSC-klagomål.docx
+++ b/klagomål/A 40012-2025 FSC-klagomål.docx
@@ -1029,7 +1029,7 @@
     <w:r>
       <w:tab/>
       <w:tab/>
-      <w:t>2026-08-16</w:t>
+      <w:t>2026-08-17</w:t>
       <w:br/>
       <w:br/>
     </w:r>

--- a/klagomål/A 40012-2025 FSC-klagomål.docx
+++ b/klagomål/A 40012-2025 FSC-klagomål.docx
@@ -1029,7 +1029,7 @@
     <w:r>
       <w:tab/>
       <w:tab/>
-      <w:t>2026-08-17</w:t>
+      <w:t>2026-08-18</w:t>
       <w:br/>
       <w:br/>
     </w:r>

--- a/klagomål/A 40012-2025 FSC-klagomål.docx
+++ b/klagomål/A 40012-2025 FSC-klagomål.docx
@@ -1029,7 +1029,7 @@
     <w:r>
       <w:tab/>
       <w:tab/>
-      <w:t>2026-08-18</w:t>
+      <w:t>2026-08-19</w:t>
       <w:br/>
       <w:br/>
     </w:r>

--- a/klagomål/A 40012-2025 FSC-klagomål.docx
+++ b/klagomål/A 40012-2025 FSC-klagomål.docx
@@ -1029,7 +1029,7 @@
     <w:r>
       <w:tab/>
       <w:tab/>
-      <w:t>2026-08-19</w:t>
+      <w:t>2026-08-20</w:t>
       <w:br/>
       <w:br/>
     </w:r>

--- a/klagomål/A 40012-2025 FSC-klagomål.docx
+++ b/klagomål/A 40012-2025 FSC-klagomål.docx
@@ -1029,7 +1029,7 @@
     <w:r>
       <w:tab/>
       <w:tab/>
-      <w:t>2026-08-20</w:t>
+      <w:t>2026-08-21</w:t>
       <w:br/>
       <w:br/>
     </w:r>

--- a/klagomål/A 40012-2025 FSC-klagomål.docx
+++ b/klagomål/A 40012-2025 FSC-klagomål.docx
@@ -1029,7 +1029,7 @@
     <w:r>
       <w:tab/>
       <w:tab/>
-      <w:t>2026-08-21</w:t>
+      <w:t>2026-08-22</w:t>
       <w:br/>
       <w:br/>
     </w:r>

--- a/klagomål/A 40012-2025 FSC-klagomål.docx
+++ b/klagomål/A 40012-2025 FSC-klagomål.docx
@@ -1029,7 +1029,7 @@
     <w:r>
       <w:tab/>
       <w:tab/>
-      <w:t>2026-08-22</w:t>
+      <w:t>2026-08-23</w:t>
       <w:br/>
       <w:br/>
     </w:r>

--- a/klagomål/A 40012-2025 FSC-klagomål.docx
+++ b/klagomål/A 40012-2025 FSC-klagomål.docx
@@ -1029,7 +1029,7 @@
     <w:r>
       <w:tab/>
       <w:tab/>
-      <w:t>2026-08-23</w:t>
+      <w:t>2026-08-24</w:t>
       <w:br/>
       <w:br/>
     </w:r>

--- a/klagomål/A 40012-2025 FSC-klagomål.docx
+++ b/klagomål/A 40012-2025 FSC-klagomål.docx
@@ -1029,7 +1029,7 @@
     <w:r>
       <w:tab/>
       <w:tab/>
-      <w:t>2026-08-24</w:t>
+      <w:t>2026-08-25</w:t>
       <w:br/>
       <w:br/>
     </w:r>

--- a/klagomål/A 40012-2025 FSC-klagomål.docx
+++ b/klagomål/A 40012-2025 FSC-klagomål.docx
@@ -1029,7 +1029,7 @@
     <w:r>
       <w:tab/>
       <w:tab/>
-      <w:t>2026-08-25</w:t>
+      <w:t>2026-08-26</w:t>
       <w:br/>
       <w:br/>
     </w:r>

--- a/klagomål/A 40012-2025 FSC-klagomål.docx
+++ b/klagomål/A 40012-2025 FSC-klagomål.docx
@@ -1029,7 +1029,7 @@
     <w:r>
       <w:tab/>
       <w:tab/>
-      <w:t>2026-08-26</w:t>
+      <w:t>2026-08-27</w:t>
       <w:br/>
       <w:br/>
     </w:r>

--- a/klagomål/A 40012-2025 FSC-klagomål.docx
+++ b/klagomål/A 40012-2025 FSC-klagomål.docx
@@ -1029,7 +1029,7 @@
     <w:r>
       <w:tab/>
       <w:tab/>
-      <w:t>2026-08-27</w:t>
+      <w:t>2026-08-28</w:t>
       <w:br/>
       <w:br/>
     </w:r>

--- a/klagomål/A 40012-2025 FSC-klagomål.docx
+++ b/klagomål/A 40012-2025 FSC-klagomål.docx
@@ -1029,7 +1029,7 @@
     <w:r>
       <w:tab/>
       <w:tab/>
-      <w:t>2026-08-28</w:t>
+      <w:t>2026-08-29</w:t>
       <w:br/>
       <w:br/>
     </w:r>

--- a/klagomål/A 40012-2025 FSC-klagomål.docx
+++ b/klagomål/A 40012-2025 FSC-klagomål.docx
@@ -1029,7 +1029,7 @@
     <w:r>
       <w:tab/>
       <w:tab/>
-      <w:t>2026-08-29</w:t>
+      <w:t>2026-08-31</w:t>
       <w:br/>
       <w:br/>
     </w:r>

--- a/klagomål/A 40012-2025 FSC-klagomål.docx
+++ b/klagomål/A 40012-2025 FSC-klagomål.docx
@@ -1029,7 +1029,7 @@
     <w:r>
       <w:tab/>
       <w:tab/>
-      <w:t>2026-08-31</w:t>
+      <w:t>2026-09-01</w:t>
       <w:br/>
       <w:br/>
     </w:r>

--- a/klagomål/A 40012-2025 FSC-klagomål.docx
+++ b/klagomål/A 40012-2025 FSC-klagomål.docx
@@ -1029,7 +1029,7 @@
     <w:r>
       <w:tab/>
       <w:tab/>
-      <w:t>2026-09-01</w:t>
+      <w:t>2026-09-02</w:t>
       <w:br/>
       <w:br/>
     </w:r>

--- a/klagomål/A 40012-2025 FSC-klagomål.docx
+++ b/klagomål/A 40012-2025 FSC-klagomål.docx
@@ -1029,7 +1029,7 @@
     <w:r>
       <w:tab/>
       <w:tab/>
-      <w:t>2026-09-02</w:t>
+      <w:t>2026-09-03</w:t>
       <w:br/>
       <w:br/>
     </w:r>

--- a/klagomål/A 40012-2025 FSC-klagomål.docx
+++ b/klagomål/A 40012-2025 FSC-klagomål.docx
@@ -1029,7 +1029,7 @@
     <w:r>
       <w:tab/>
       <w:tab/>
-      <w:t>2026-09-03</w:t>
+      <w:t>2026-09-04</w:t>
       <w:br/>
       <w:br/>
     </w:r>

--- a/klagomål/A 40012-2025 FSC-klagomål.docx
+++ b/klagomål/A 40012-2025 FSC-klagomål.docx
@@ -1029,7 +1029,7 @@
     <w:r>
       <w:tab/>
       <w:tab/>
-      <w:t>2026-09-04</w:t>
+      <w:t>2026-09-05</w:t>
       <w:br/>
       <w:br/>
     </w:r>

--- a/klagomål/A 40012-2025 FSC-klagomål.docx
+++ b/klagomål/A 40012-2025 FSC-klagomål.docx
@@ -1029,7 +1029,7 @@
     <w:r>
       <w:tab/>
       <w:tab/>
-      <w:t>2026-09-05</w:t>
+      <w:t>2026-09-06</w:t>
       <w:br/>
       <w:br/>
     </w:r>

--- a/klagomål/A 40012-2025 FSC-klagomål.docx
+++ b/klagomål/A 40012-2025 FSC-klagomål.docx
@@ -1029,7 +1029,7 @@
     <w:r>
       <w:tab/>
       <w:tab/>
-      <w:t>2026-09-06</w:t>
+      <w:t>2026-09-07</w:t>
       <w:br/>
       <w:br/>
     </w:r>

--- a/klagomål/A 40012-2025 FSC-klagomål.docx
+++ b/klagomål/A 40012-2025 FSC-klagomål.docx
@@ -1029,7 +1029,7 @@
     <w:r>
       <w:tab/>
       <w:tab/>
-      <w:t>2026-09-07</w:t>
+      <w:t>2026-09-08</w:t>
       <w:br/>
       <w:br/>
     </w:r>

--- a/klagomål/A 40012-2025 FSC-klagomål.docx
+++ b/klagomål/A 40012-2025 FSC-klagomål.docx
@@ -1029,7 +1029,7 @@
     <w:r>
       <w:tab/>
       <w:tab/>
-      <w:t>2026-09-08</w:t>
+      <w:t>2026-09-09</w:t>
       <w:br/>
       <w:br/>
     </w:r>

--- a/klagomål/A 40012-2025 FSC-klagomål.docx
+++ b/klagomål/A 40012-2025 FSC-klagomål.docx
@@ -1029,7 +1029,7 @@
     <w:r>
       <w:tab/>
       <w:tab/>
-      <w:t>2026-09-09</w:t>
+      <w:t>2026-09-10</w:t>
       <w:br/>
       <w:br/>
     </w:r>

--- a/klagomål/A 40012-2025 FSC-klagomål.docx
+++ b/klagomål/A 40012-2025 FSC-klagomål.docx
@@ -1029,7 +1029,7 @@
     <w:r>
       <w:tab/>
       <w:tab/>
-      <w:t>2026-09-10</w:t>
+      <w:t>2026-09-11</w:t>
       <w:br/>
       <w:br/>
     </w:r>

--- a/klagomål/A 40012-2025 FSC-klagomål.docx
+++ b/klagomål/A 40012-2025 FSC-klagomål.docx
@@ -1029,7 +1029,7 @@
     <w:r>
       <w:tab/>
       <w:tab/>
-      <w:t>2026-09-11</w:t>
+      <w:t>2026-09-12</w:t>
       <w:br/>
       <w:br/>
     </w:r>
